--- a/defense/docs/front_matter/FRONT_MATTER_EN_GOST_2026-08-21.docx
+++ b/defense/docs/front_matter/FRONT_MATTER_EN_GOST_2026-08-21.docx
@@ -1643,7 +1643,7 @@
           <w:sz w:val="28"/>
           <w:u w:val="none"/>
         </w:rPr>
-        <w:t>APPENDIX A</w:t>
+        <w:t>APPENDIX A – Source code of the preprocessing pipeline</w:t>
       </w:r>
       <w:r>
         <w:rPr>
@@ -1674,7 +1674,7 @@
           <w:sz w:val="28"/>
           <w:u w:val="none"/>
         </w:rPr>
-        <w:t>APPENDIX B</w:t>
+        <w:t>APPENDIX B – Supplementary results and confusion matrices</w:t>
       </w:r>
       <w:r>
         <w:rPr>
@@ -1705,7 +1705,7 @@
           <w:sz w:val="28"/>
           <w:u w:val="none"/>
         </w:rPr>
-        <w:t>APPENDIX C</w:t>
+        <w:t>APPENDIX C – System architecture diagrams</w:t>
       </w:r>
       <w:r>
         <w:rPr>
@@ -1736,7 +1736,7 @@
           <w:sz w:val="28"/>
           <w:u w:val="none"/>
         </w:rPr>
-        <w:t>APPENDIX D</w:t>
+        <w:t>APPENDIX D – Attention-map gallery</w:t>
       </w:r>
       <w:r>
         <w:rPr>
@@ -1767,7 +1767,7 @@
           <w:sz w:val="28"/>
           <w:u w:val="none"/>
         </w:rPr>
-        <w:t>APPENDIX E</w:t>
+        <w:t>APPENDIX E – Device domain-shift supplementary tables</w:t>
       </w:r>
       <w:r>
         <w:rPr>
